--- a/EXPORTS/DOCX/published/niveau2/English/SabaStEustatiusStMaarten.docx
+++ b/EXPORTS/DOCX/published/niveau2/English/SabaStEustatiusStMaarten.docx
@@ -4934,7 +4934,7 @@
           <w:sz w:val="24"/>
           <w:u w:val="single"/>
         </w:rPr>
-        <w:hyperlink r:id="rId22" w:history="1">
+        <w:hyperlink r:id="rId21" w:history="1">
           <w:r>
             <w:rPr>
               <w:rStyle w:val="Hyperlink"/>
@@ -4952,7 +4952,7 @@
           <w:sz w:val="24"/>
           <w:u w:val="single"/>
         </w:rPr>
-        <w:hyperlink r:id="rId22" w:history="1">
+        <w:hyperlink r:id="rId21" w:history="1">
           <w:r>
             <w:rPr>
               <w:rStyle w:val="Hyperlink"/>
@@ -4970,7 +4970,7 @@
           <w:sz w:val="24"/>
           <w:u w:val="single"/>
         </w:rPr>
-        <w:hyperlink r:id="rId22" w:history="1">
+        <w:hyperlink r:id="rId21" w:history="1">
           <w:r>
             <w:rPr>
               <w:rStyle w:val="Hyperlink"/>

--- a/EXPORTS/DOCX/published/niveau2/English/SabaStEustatiusStMaarten.docx
+++ b/EXPORTS/DOCX/published/niveau2/English/SabaStEustatiusStMaarten.docx
@@ -1766,7 +1766,7 @@
             <w:rPr>
               <w:rStyle w:val="Hyperlink"/>
             </w:rPr>
-            <w:t>offi</w:t>
+            <w:t>office</w:t>
           </w:r>
         </w:hyperlink>
       </w:r>
@@ -1777,23 +1777,7 @@
           <w:i w:val="0"/>
           <w:color w:val="0000FF"/>
           <w:sz w:val="24"/>
-        </w:rPr>
-        <w:hyperlink r:id="rId15" w:history="1">
-          <w:r>
-            <w:rPr>
-              <w:rStyle w:val="Hyperlink"/>
-            </w:rPr>
-            <w:t>ce</w:t>
-          </w:r>
-        </w:hyperlink>
-      </w:r>
-      <w:r>
-        <w:rPr>
-          <w:rFonts w:ascii="Charis SIL Regular" w:hAnsi="Charis SIL Regular" w:eastAsia="Charis SIL Regular"/>
-          <w:b w:val="0"/>
-          <w:i w:val="0"/>
-          <w:color w:val="0000FF"/>
-          <w:sz w:val="24"/>
+          <w:u w:val="single"/>
         </w:rPr>
         <w:t>rs</w:t>
       </w:r>
@@ -1996,7 +1980,7 @@
             <w:rPr>
               <w:rStyle w:val="Hyperlink"/>
             </w:rPr>
-            <w:t>the</w:t>
+            <w:t>th</w:t>
           </w:r>
         </w:hyperlink>
       </w:r>
@@ -2007,9 +1991,8 @@
           <w:i w:val="0"/>
           <w:color w:val="0000FF"/>
           <w:sz w:val="24"/>
-          <w:u w:val="single"/>
-        </w:rPr>
-        <w:t xml:space="preserve"> </w:t>
+        </w:rPr>
+        <w:t xml:space="preserve">e </w:t>
       </w:r>
       <w:r>
         <w:rPr>
@@ -2823,7 +2806,6 @@
       </w:r>
       <w:r>
         <w:rPr>
-          <w:u w:val="single" w:color="0000ff"/>
           <w:rFonts w:ascii="Charis SIL Regular" w:hAnsi="Charis SIL Regular" w:eastAsia="Charis SIL Regular"/>
           <w:b w:val="0"/>
           <w:i w:val="0"/>
@@ -4555,7 +4537,7 @@
           <w:sz w:val="24"/>
           <w:u w:val="single"/>
         </w:rPr>
-        <w:hyperlink r:id="rId20" w:history="1">
+        <w:hyperlink r:id="rId21" w:history="1">
           <w:r>
             <w:rPr>
               <w:rStyle w:val="Hyperlink"/>
@@ -4923,7 +4905,169 @@
           <w:color w:val="000000"/>
           <w:sz w:val="24"/>
         </w:rPr>
-        <w:t xml:space="preserve">Martin, (1806) 1828-1845 (1902)) and the </w:t>
+        <w:hyperlink r:id="rId21" w:history="1">
+          <w:r>
+            <w:rPr>
+              <w:rStyle w:val="Hyperlink"/>
+            </w:rPr>
+            <w:t>Martin, (1</w:t>
+          </w:r>
+        </w:hyperlink>
+      </w:r>
+      <w:r>
+        <w:rPr>
+          <w:u w:val="single" w:color="0000ff"/>
+          <w:rFonts w:ascii="Charis SIL Regular" w:hAnsi="Charis SIL Regular" w:eastAsia="Charis SIL Regular"/>
+          <w:b w:val="0"/>
+          <w:i w:val="0"/>
+          <w:color w:val="000000"/>
+          <w:sz w:val="24"/>
+        </w:rPr>
+        <w:hyperlink r:id="rId21" w:history="1">
+          <w:r>
+            <w:rPr>
+              <w:rStyle w:val="Hyperlink"/>
+            </w:rPr>
+            <w:t>806</w:t>
+          </w:r>
+        </w:hyperlink>
+      </w:r>
+      <w:r>
+        <w:rPr>
+          <w:u w:val="single" w:color="0000ff"/>
+          <w:rFonts w:ascii="Charis SIL Regular" w:hAnsi="Charis SIL Regular" w:eastAsia="Charis SIL Regular"/>
+          <w:b w:val="0"/>
+          <w:i w:val="0"/>
+          <w:color w:val="000000"/>
+          <w:sz w:val="24"/>
+        </w:rPr>
+        <w:hyperlink r:id="rId21" w:history="1">
+          <w:r>
+            <w:rPr>
+              <w:rStyle w:val="Hyperlink"/>
+            </w:rPr>
+            <w:t>)</w:t>
+          </w:r>
+        </w:hyperlink>
+      </w:r>
+      <w:r>
+        <w:rPr>
+          <w:u w:val="single" w:color="0000ff"/>
+          <w:rFonts w:ascii="Charis SIL Regular" w:hAnsi="Charis SIL Regular" w:eastAsia="Charis SIL Regular"/>
+          <w:b w:val="0"/>
+          <w:i w:val="0"/>
+          <w:color w:val="000000"/>
+          <w:sz w:val="24"/>
+        </w:rPr>
+        <w:hyperlink r:id="rId21" w:history="1">
+          <w:r>
+            <w:rPr>
+              <w:rStyle w:val="Hyperlink"/>
+            </w:rPr>
+            <w:t xml:space="preserve"> 1</w:t>
+          </w:r>
+        </w:hyperlink>
+      </w:r>
+      <w:r>
+        <w:rPr>
+          <w:u w:val="single" w:color="0000ff"/>
+          <w:rFonts w:ascii="Charis SIL Regular" w:hAnsi="Charis SIL Regular" w:eastAsia="Charis SIL Regular"/>
+          <w:b w:val="0"/>
+          <w:i w:val="0"/>
+          <w:color w:val="000000"/>
+          <w:sz w:val="24"/>
+        </w:rPr>
+        <w:hyperlink r:id="rId21" w:history="1">
+          <w:r>
+            <w:rPr>
+              <w:rStyle w:val="Hyperlink"/>
+            </w:rPr>
+            <w:t>8</w:t>
+          </w:r>
+        </w:hyperlink>
+      </w:r>
+      <w:r>
+        <w:rPr>
+          <w:u w:val="single" w:color="0000ff"/>
+          <w:rFonts w:ascii="Charis SIL Regular" w:hAnsi="Charis SIL Regular" w:eastAsia="Charis SIL Regular"/>
+          <w:b w:val="0"/>
+          <w:i w:val="0"/>
+          <w:color w:val="000000"/>
+          <w:sz w:val="24"/>
+        </w:rPr>
+        <w:hyperlink r:id="rId21" w:history="1">
+          <w:r>
+            <w:rPr>
+              <w:rStyle w:val="Hyperlink"/>
+            </w:rPr>
+            <w:t xml:space="preserve">28-1845 </w:t>
+          </w:r>
+        </w:hyperlink>
+      </w:r>
+      <w:r>
+        <w:rPr>
+          <w:u w:val="single" w:color="0000ff"/>
+          <w:rFonts w:ascii="Charis SIL Regular" w:hAnsi="Charis SIL Regular" w:eastAsia="Charis SIL Regular"/>
+          <w:b w:val="0"/>
+          <w:i w:val="0"/>
+          <w:color w:val="000000"/>
+          <w:sz w:val="24"/>
+        </w:rPr>
+        <w:hyperlink r:id="rId21" w:history="1">
+          <w:r>
+            <w:rPr>
+              <w:rStyle w:val="Hyperlink"/>
+            </w:rPr>
+            <w:t>(</w:t>
+          </w:r>
+        </w:hyperlink>
+      </w:r>
+      <w:r>
+        <w:rPr>
+          <w:u w:val="single" w:color="0000ff"/>
+          <w:rFonts w:ascii="Charis SIL Regular" w:hAnsi="Charis SIL Regular" w:eastAsia="Charis SIL Regular"/>
+          <w:b w:val="0"/>
+          <w:i w:val="0"/>
+          <w:color w:val="000000"/>
+          <w:sz w:val="24"/>
+        </w:rPr>
+        <w:hyperlink r:id="rId21" w:history="1">
+          <w:r>
+            <w:rPr>
+              <w:rStyle w:val="Hyperlink"/>
+            </w:rPr>
+            <w:t>1902))</w:t>
+          </w:r>
+        </w:hyperlink>
+      </w:r>
+      <w:r>
+        <w:rPr>
+          <w:u w:val="single" w:color="0000ff"/>
+          <w:rFonts w:ascii="Charis SIL Regular" w:hAnsi="Charis SIL Regular" w:eastAsia="Charis SIL Regular"/>
+          <w:b w:val="0"/>
+          <w:i w:val="0"/>
+          <w:color w:val="000000"/>
+          <w:sz w:val="24"/>
+        </w:rPr>
+        <w:t xml:space="preserve"> </w:t>
+      </w:r>
+      <w:r>
+        <w:rPr>
+          <w:u w:val="single" w:color="0000ff"/>
+          <w:rFonts w:ascii="Charis SIL Regular" w:hAnsi="Charis SIL Regular" w:eastAsia="Charis SIL Regular"/>
+          <w:b w:val="0"/>
+          <w:i w:val="0"/>
+          <w:color w:val="000000"/>
+          <w:sz w:val="24"/>
+        </w:rPr>
+        <w:hyperlink r:id="rId21" w:history="1">
+          <w:r>
+            <w:rPr>
+              <w:rStyle w:val="Hyperlink"/>
+            </w:rPr>
+            <w:t xml:space="preserve">and the </w:t>
+          </w:r>
+        </w:hyperlink>
       </w:r>
       <w:r>
         <w:rPr>
@@ -5237,43 +5381,7 @@
           <w:color w:val="000000"/>
           <w:sz w:val="24"/>
         </w:rPr>
-        <w:t xml:space="preserve"> (Inventory of the archives</w:t>
-      </w:r>
-      <w:r>
-        <w:rPr>
-          <w:u w:val="single" w:color="0000ff"/>
-          <w:rFonts w:ascii="Charis SIL Regular" w:hAnsi="Charis SIL Regular" w:eastAsia="Charis SIL Regular"/>
-          <w:b w:val="0"/>
-          <w:i w:val="0"/>
-          <w:color w:val="000000"/>
-          <w:sz w:val="24"/>
-        </w:rPr>
-        <w:hyperlink r:id="rId22" w:history="1">
-          <w:r>
-            <w:rPr>
-              <w:rStyle w:val="Hyperlink"/>
-            </w:rPr>
-            <w:t xml:space="preserve"> of Sint Eu</w:t>
-          </w:r>
-        </w:hyperlink>
-      </w:r>
-      <w:r>
-        <w:rPr>
-          <w:u w:val="single" w:color="0000ff"/>
-          <w:rFonts w:ascii="Charis SIL Regular" w:hAnsi="Charis SIL Regular" w:eastAsia="Charis SIL Regular"/>
-          <w:b w:val="0"/>
-          <w:i w:val="0"/>
-          <w:color w:val="000000"/>
-          <w:sz w:val="24"/>
-        </w:rPr>
-        <w:hyperlink r:id="rId22" w:history="1">
-          <w:r>
-            <w:rPr>
-              <w:rStyle w:val="Hyperlink"/>
-            </w:rPr>
-            <w:t>stati</w:t>
-          </w:r>
-        </w:hyperlink>
+        <w:t xml:space="preserve"> (Inventory of the archives of Sint Eustati</w:t>
       </w:r>
       <w:r>
         <w:rPr>
